--- a/testakten/rentenrecht-fremdrente-russlanddeutscher-sibirien-bielefeld/07_widerspruch_entwurf.docx
+++ b/testakten/rentenrecht-fremdrente-russlanddeutscher-sibirien-bielefeld/07_widerspruch_entwurf.docx
@@ -69,7 +69,7 @@
           <w:b/>
           <w:sz w:val="22"/>
         </w:rPr>
-        <w:t>Telefon: 0521 96477-0 | kanzlei@rentenberatung-wittkamp.example</w:t>
+        <w:t>Telefon: 0521 96477-0 | kanzlei@rentenberatung-wittkamp.de</w:t>
       </w:r>
     </w:p>
     <w:p>
